--- a/pr-preview/pr-13/chapters/contrapositive-contradiction.docx
+++ b/pr-preview/pr-13/chapters/contrapositive-contradiction.docx
@@ -23,7 +23,7 @@
         <w:pStyle w:val="Date"/>
       </w:pPr>
       <w:r>
-        <w:t xml:space="preserve">Last modified: 2026-10-23 14:22:17 (PDT)</w:t>
+        <w:t xml:space="preserve">Last modified: 2026-10-23 14:30:12 (PDT)</w:t>
       </w:r>
     </w:p>
     <w:tbl>
@@ -4147,7 +4147,7 @@
           <w:rPr>
             <w:rStyle w:val="Hyperlink"/>
           </w:rPr>
-          <w:t xml:space="preserve">Theorem: De Morgan's laws</w:t>
+          <w:t xml:space="preserve">Theorem: De Morgan’s laws</w:t>
         </w:r>
       </w:hyperlink>
       <w:r>
